--- a/docs/NexusLexis_API_Documentation.docx
+++ b/docs/NexusLexis_API_Documentation.docx
@@ -34,6 +34,75 @@
           <w:b w:val="0"/>
           <w:sz w:val="20"/>
         </w:rPr>
+        <w:t>Production URLs:</w:t>
+      </w:r>
+    </w:p>
+    <w:p>
+      <w:r>
+        <w:rPr>
+          <w:rFonts w:ascii="Consolas" w:hAnsi="Consolas"/>
+          <w:b w:val="0"/>
+          <w:sz w:val="20"/>
+        </w:rPr>
+        <w:t>Main API: https://nexus-lexis-backend-ql8w.vercel.app</w:t>
+      </w:r>
+    </w:p>
+    <w:p>
+      <w:r>
+        <w:rPr>
+          <w:rFonts w:ascii="Consolas" w:hAnsi="Consolas"/>
+          <w:b w:val="0"/>
+          <w:sz w:val="20"/>
+        </w:rPr>
+        <w:t>Auth API: https://nexus-lexis-backend-45v4.vercel.app/api/auth</w:t>
+      </w:r>
+    </w:p>
+    <w:p>
+      <w:r>
+        <w:rPr>
+          <w:rFonts w:ascii="Consolas" w:hAnsi="Consolas"/>
+          <w:b w:val="0"/>
+          <w:sz w:val="20"/>
+        </w:rPr>
+        <w:t xml:space="preserve">  (Auth also proxied: https://nexus-lexis-backend-ql8w.vercel.app/api/auth/*)</w:t>
+      </w:r>
+    </w:p>
+    <w:p>
+      <w:r>
+        <w:rPr>
+          <w:rFonts w:ascii="Consolas" w:hAnsi="Consolas"/>
+          <w:b w:val="0"/>
+          <w:sz w:val="20"/>
+        </w:rPr>
+        <w:t>LEX AI: deploy on Render (set LEX_API_URL on Main API when ready)</w:t>
+      </w:r>
+    </w:p>
+    <w:p>
+      <w:r>
+        <w:rPr>
+          <w:rFonts w:ascii="Consolas" w:hAnsi="Consolas"/>
+          <w:b w:val="0"/>
+          <w:sz w:val="20"/>
+        </w:rPr>
+      </w:r>
+    </w:p>
+    <w:p>
+      <w:r>
+        <w:rPr>
+          <w:rFonts w:ascii="Consolas" w:hAnsi="Consolas"/>
+          <w:b w:val="0"/>
+          <w:sz w:val="20"/>
+        </w:rPr>
+        <w:t>Development URLs:</w:t>
+      </w:r>
+    </w:p>
+    <w:p>
+      <w:r>
+        <w:rPr>
+          <w:rFonts w:ascii="Consolas" w:hAnsi="Consolas"/>
+          <w:b w:val="0"/>
+          <w:sz w:val="20"/>
+        </w:rPr>
         <w:t>Main API Base URL: http://localhost:3000</w:t>
       </w:r>
     </w:p>
@@ -103,7 +172,7 @@
           <w:b w:val="0"/>
           <w:sz w:val="20"/>
         </w:rPr>
-        <w:t>All protected routes need header: Authorization: Bearer &lt;token&gt;</w:t>
+        <w:t>All protected routes need header: Authorization: Bearer &lt;accessToken&gt;</w:t>
       </w:r>
     </w:p>
     <w:p>
@@ -161,7 +230,17 @@
           <w:b w:val="0"/>
           <w:sz w:val="20"/>
         </w:rPr>
-        <w:t>Typical auth success: { token, user } or { profile, token }</w:t>
+        <w:t>Typical auth success: { accessToken, refreshToken, token, user } or { profile, token }</w:t>
+      </w:r>
+    </w:p>
+    <w:p>
+      <w:r>
+        <w:rPr>
+          <w:rFonts w:ascii="Consolas" w:hAnsi="Consolas"/>
+          <w:b w:val="0"/>
+          <w:sz w:val="20"/>
+        </w:rPr>
+        <w:t>token is alias for accessToken (backward compatible)</w:t>
       </w:r>
     </w:p>
     <w:p>
@@ -200,7 +279,7 @@
           <w:b w:val="0"/>
           <w:sz w:val="20"/>
         </w:rPr>
-        <w:t>Database: nexuslexis (PostgreSQL)</w:t>
+        <w:t>Database: Neon PostgreSQL (production) / nexuslexis (local dev)</w:t>
       </w:r>
     </w:p>
     <w:p>
@@ -280,6 +359,55 @@
           <w:sz w:val="20"/>
         </w:rPr>
         <w:t>5. POST /api/auth/profile/switch-role to open role dashboard</w:t>
+      </w:r>
+    </w:p>
+    <w:p>
+      <w:r>
+        <w:rPr>
+          <w:rFonts w:ascii="Consolas" w:hAnsi="Consolas"/>
+          <w:b w:val="0"/>
+          <w:sz w:val="20"/>
+        </w:rPr>
+      </w:r>
+    </w:p>
+    <w:p>
+      <w:r>
+        <w:rPr>
+          <w:rFonts w:ascii="Consolas" w:hAnsi="Consolas"/>
+          <w:b w:val="0"/>
+          <w:sz w:val="20"/>
+        </w:rPr>
+        <w:t>Forgot password flow:</w:t>
+      </w:r>
+    </w:p>
+    <w:p>
+      <w:r>
+        <w:rPr>
+          <w:rFonts w:ascii="Consolas" w:hAnsi="Consolas"/>
+          <w:b w:val="0"/>
+          <w:sz w:val="20"/>
+        </w:rPr>
+        <w:t>1. POST /api/auth/forgot-password</w:t>
+      </w:r>
+    </w:p>
+    <w:p>
+      <w:r>
+        <w:rPr>
+          <w:rFonts w:ascii="Consolas" w:hAnsi="Consolas"/>
+          <w:b w:val="0"/>
+          <w:sz w:val="20"/>
+        </w:rPr>
+        <w:t>2. POST /api/auth/forgot-password/verify-otp → resetToken</w:t>
+      </w:r>
+    </w:p>
+    <w:p>
+      <w:r>
+        <w:rPr>
+          <w:rFonts w:ascii="Consolas" w:hAnsi="Consolas"/>
+          <w:b w:val="0"/>
+          <w:sz w:val="20"/>
+        </w:rPr>
+        <w:t>3. POST /api/auth/reset-password</w:t>
       </w:r>
     </w:p>
     <w:p>
@@ -813,7 +941,7 @@
           <w:b w:val="0"/>
           <w:sz w:val="20"/>
         </w:rPr>
-        <w:t>Note: Creates account. Returns { token, user }. role defaults to client.</w:t>
+        <w:t>Note: Creates account. Returns { accessToken, refreshToken, token, user }.</w:t>
       </w:r>
     </w:p>
     <w:p/>
@@ -904,7 +1032,7 @@
           <w:b w:val="0"/>
           <w:sz w:val="20"/>
         </w:rPr>
-        <w:t>Note: Returns { token, user } with profile bundle when dashboard user exists.</w:t>
+        <w:t>Note: Returns { accessToken, refreshToken, token, expiresIn, refreshExpiresAt, user }.</w:t>
       </w:r>
     </w:p>
     <w:p/>
@@ -915,6 +1043,441 @@
           <w:b/>
           <w:sz w:val="20"/>
         </w:rPr>
+        <w:t>POST /api/auth/refresh</w:t>
+      </w:r>
+    </w:p>
+    <w:p>
+      <w:r>
+        <w:rPr>
+          <w:rFonts w:ascii="Consolas" w:hAnsi="Consolas"/>
+          <w:b w:val="0"/>
+          <w:sz w:val="20"/>
+        </w:rPr>
+        <w:t>Auth: No auth</w:t>
+      </w:r>
+    </w:p>
+    <w:p>
+      <w:r>
+        <w:rPr>
+          <w:rFonts w:ascii="Consolas" w:hAnsi="Consolas"/>
+          <w:b w:val="0"/>
+          <w:sz w:val="20"/>
+        </w:rPr>
+        <w:t>Headers: Content-Type: application/json</w:t>
+      </w:r>
+    </w:p>
+    <w:p>
+      <w:r>
+        <w:rPr>
+          <w:rFonts w:ascii="Consolas" w:hAnsi="Consolas"/>
+          <w:b w:val="0"/>
+          <w:sz w:val="20"/>
+        </w:rPr>
+        <w:t>Body (JSON):</w:t>
+      </w:r>
+    </w:p>
+    <w:p>
+      <w:r>
+        <w:rPr>
+          <w:rFonts w:ascii="Consolas" w:hAnsi="Consolas"/>
+          <w:b w:val="0"/>
+          <w:sz w:val="20"/>
+        </w:rPr>
+        <w:t>{</w:t>
+      </w:r>
+    </w:p>
+    <w:p>
+      <w:r>
+        <w:rPr>
+          <w:rFonts w:ascii="Consolas" w:hAnsi="Consolas"/>
+          <w:b w:val="0"/>
+          <w:sz w:val="20"/>
+        </w:rPr>
+        <w:t xml:space="preserve">  "refreshToken": "&lt;opaque refresh token from login&gt;"</w:t>
+      </w:r>
+    </w:p>
+    <w:p>
+      <w:r>
+        <w:rPr>
+          <w:rFonts w:ascii="Consolas" w:hAnsi="Consolas"/>
+          <w:b w:val="0"/>
+          <w:sz w:val="20"/>
+        </w:rPr>
+        <w:t>}</w:t>
+      </w:r>
+    </w:p>
+    <w:p>
+      <w:r>
+        <w:rPr>
+          <w:rFonts w:ascii="Consolas" w:hAnsi="Consolas"/>
+          <w:b w:val="0"/>
+          <w:sz w:val="20"/>
+        </w:rPr>
+        <w:t>Note: Issues new accessToken + refreshToken (rotation). Use when access token expires (401).</w:t>
+      </w:r>
+    </w:p>
+    <w:p/>
+    <w:p>
+      <w:r>
+        <w:rPr>
+          <w:rFonts w:ascii="Consolas" w:hAnsi="Consolas"/>
+          <w:b/>
+          <w:sz w:val="20"/>
+        </w:rPr>
+        <w:t>POST /api/auth/logout</w:t>
+      </w:r>
+    </w:p>
+    <w:p>
+      <w:r>
+        <w:rPr>
+          <w:rFonts w:ascii="Consolas" w:hAnsi="Consolas"/>
+          <w:b w:val="0"/>
+          <w:sz w:val="20"/>
+        </w:rPr>
+        <w:t>Auth: No auth</w:t>
+      </w:r>
+    </w:p>
+    <w:p>
+      <w:r>
+        <w:rPr>
+          <w:rFonts w:ascii="Consolas" w:hAnsi="Consolas"/>
+          <w:b w:val="0"/>
+          <w:sz w:val="20"/>
+        </w:rPr>
+        <w:t>Headers: Content-Type: application/json</w:t>
+      </w:r>
+    </w:p>
+    <w:p>
+      <w:r>
+        <w:rPr>
+          <w:rFonts w:ascii="Consolas" w:hAnsi="Consolas"/>
+          <w:b w:val="0"/>
+          <w:sz w:val="20"/>
+        </w:rPr>
+        <w:t>Body (JSON):</w:t>
+      </w:r>
+    </w:p>
+    <w:p>
+      <w:r>
+        <w:rPr>
+          <w:rFonts w:ascii="Consolas" w:hAnsi="Consolas"/>
+          <w:b w:val="0"/>
+          <w:sz w:val="20"/>
+        </w:rPr>
+        <w:t>{</w:t>
+      </w:r>
+    </w:p>
+    <w:p>
+      <w:r>
+        <w:rPr>
+          <w:rFonts w:ascii="Consolas" w:hAnsi="Consolas"/>
+          <w:b w:val="0"/>
+          <w:sz w:val="20"/>
+        </w:rPr>
+        <w:t xml:space="preserve">  "refreshToken": "&lt;opaque refresh token&gt;"</w:t>
+      </w:r>
+    </w:p>
+    <w:p>
+      <w:r>
+        <w:rPr>
+          <w:rFonts w:ascii="Consolas" w:hAnsi="Consolas"/>
+          <w:b w:val="0"/>
+          <w:sz w:val="20"/>
+        </w:rPr>
+        <w:t>}</w:t>
+      </w:r>
+    </w:p>
+    <w:p>
+      <w:r>
+        <w:rPr>
+          <w:rFonts w:ascii="Consolas" w:hAnsi="Consolas"/>
+          <w:b w:val="0"/>
+          <w:sz w:val="20"/>
+        </w:rPr>
+        <w:t>Note: Revokes refresh token. Returns { ok: true, message }.</w:t>
+      </w:r>
+    </w:p>
+    <w:p/>
+    <w:p>
+      <w:r>
+        <w:rPr>
+          <w:rFonts w:ascii="Consolas" w:hAnsi="Consolas"/>
+          <w:b/>
+          <w:sz w:val="20"/>
+        </w:rPr>
+        <w:t>POST /api/auth/forgot-password</w:t>
+      </w:r>
+    </w:p>
+    <w:p>
+      <w:r>
+        <w:rPr>
+          <w:rFonts w:ascii="Consolas" w:hAnsi="Consolas"/>
+          <w:b w:val="0"/>
+          <w:sz w:val="20"/>
+        </w:rPr>
+        <w:t>Auth: No auth</w:t>
+      </w:r>
+    </w:p>
+    <w:p>
+      <w:r>
+        <w:rPr>
+          <w:rFonts w:ascii="Consolas" w:hAnsi="Consolas"/>
+          <w:b w:val="0"/>
+          <w:sz w:val="20"/>
+        </w:rPr>
+        <w:t>Headers: Content-Type: application/json</w:t>
+      </w:r>
+    </w:p>
+    <w:p>
+      <w:r>
+        <w:rPr>
+          <w:rFonts w:ascii="Consolas" w:hAnsi="Consolas"/>
+          <w:b w:val="0"/>
+          <w:sz w:val="20"/>
+        </w:rPr>
+        <w:t>Body (JSON):</w:t>
+      </w:r>
+    </w:p>
+    <w:p>
+      <w:r>
+        <w:rPr>
+          <w:rFonts w:ascii="Consolas" w:hAnsi="Consolas"/>
+          <w:b w:val="0"/>
+          <w:sz w:val="20"/>
+        </w:rPr>
+        <w:t>{</w:t>
+      </w:r>
+    </w:p>
+    <w:p>
+      <w:r>
+        <w:rPr>
+          <w:rFonts w:ascii="Consolas" w:hAnsi="Consolas"/>
+          <w:b w:val="0"/>
+          <w:sz w:val="20"/>
+        </w:rPr>
+        <w:t xml:space="preserve">  "email": "ali@example.com"</w:t>
+      </w:r>
+    </w:p>
+    <w:p>
+      <w:r>
+        <w:rPr>
+          <w:rFonts w:ascii="Consolas" w:hAnsi="Consolas"/>
+          <w:b w:val="0"/>
+          <w:sz w:val="20"/>
+        </w:rPr>
+        <w:t>}</w:t>
+      </w:r>
+    </w:p>
+    <w:p>
+      <w:r>
+        <w:rPr>
+          <w:rFonts w:ascii="Consolas" w:hAnsi="Consolas"/>
+          <w:b w:val="0"/>
+          <w:sz w:val="20"/>
+        </w:rPr>
+        <w:t>Note: Sends 6-digit reset OTP email (10 min). Always returns generic success message (no email enumeration).</w:t>
+      </w:r>
+    </w:p>
+    <w:p/>
+    <w:p>
+      <w:r>
+        <w:rPr>
+          <w:rFonts w:ascii="Consolas" w:hAnsi="Consolas"/>
+          <w:b/>
+          <w:sz w:val="20"/>
+        </w:rPr>
+        <w:t>POST /api/auth/forgot-password/verify-otp</w:t>
+      </w:r>
+    </w:p>
+    <w:p>
+      <w:r>
+        <w:rPr>
+          <w:rFonts w:ascii="Consolas" w:hAnsi="Consolas"/>
+          <w:b w:val="0"/>
+          <w:sz w:val="20"/>
+        </w:rPr>
+        <w:t>Auth: No auth</w:t>
+      </w:r>
+    </w:p>
+    <w:p>
+      <w:r>
+        <w:rPr>
+          <w:rFonts w:ascii="Consolas" w:hAnsi="Consolas"/>
+          <w:b w:val="0"/>
+          <w:sz w:val="20"/>
+        </w:rPr>
+        <w:t>Headers: Content-Type: application/json</w:t>
+      </w:r>
+    </w:p>
+    <w:p>
+      <w:r>
+        <w:rPr>
+          <w:rFonts w:ascii="Consolas" w:hAnsi="Consolas"/>
+          <w:b w:val="0"/>
+          <w:sz w:val="20"/>
+        </w:rPr>
+        <w:t>Body (JSON):</w:t>
+      </w:r>
+    </w:p>
+    <w:p>
+      <w:r>
+        <w:rPr>
+          <w:rFonts w:ascii="Consolas" w:hAnsi="Consolas"/>
+          <w:b w:val="0"/>
+          <w:sz w:val="20"/>
+        </w:rPr>
+        <w:t>{</w:t>
+      </w:r>
+    </w:p>
+    <w:p>
+      <w:r>
+        <w:rPr>
+          <w:rFonts w:ascii="Consolas" w:hAnsi="Consolas"/>
+          <w:b w:val="0"/>
+          <w:sz w:val="20"/>
+        </w:rPr>
+        <w:t xml:space="preserve">  "email": "ali@example.com",</w:t>
+      </w:r>
+    </w:p>
+    <w:p>
+      <w:r>
+        <w:rPr>
+          <w:rFonts w:ascii="Consolas" w:hAnsi="Consolas"/>
+          <w:b w:val="0"/>
+          <w:sz w:val="20"/>
+        </w:rPr>
+        <w:t xml:space="preserve">  "code": "482915"</w:t>
+      </w:r>
+    </w:p>
+    <w:p>
+      <w:r>
+        <w:rPr>
+          <w:rFonts w:ascii="Consolas" w:hAnsi="Consolas"/>
+          <w:b w:val="0"/>
+          <w:sz w:val="20"/>
+        </w:rPr>
+        <w:t>}</w:t>
+      </w:r>
+    </w:p>
+    <w:p>
+      <w:r>
+        <w:rPr>
+          <w:rFonts w:ascii="Consolas" w:hAnsi="Consolas"/>
+          <w:b w:val="0"/>
+          <w:sz w:val="20"/>
+        </w:rPr>
+        <w:t>Note: Alias: "otp" for code. Returns { ok, resetToken }.</w:t>
+      </w:r>
+    </w:p>
+    <w:p/>
+    <w:p>
+      <w:r>
+        <w:rPr>
+          <w:rFonts w:ascii="Consolas" w:hAnsi="Consolas"/>
+          <w:b/>
+          <w:sz w:val="20"/>
+        </w:rPr>
+        <w:t>POST /api/auth/reset-password</w:t>
+      </w:r>
+    </w:p>
+    <w:p>
+      <w:r>
+        <w:rPr>
+          <w:rFonts w:ascii="Consolas" w:hAnsi="Consolas"/>
+          <w:b w:val="0"/>
+          <w:sz w:val="20"/>
+        </w:rPr>
+        <w:t>Auth: No auth</w:t>
+      </w:r>
+    </w:p>
+    <w:p>
+      <w:r>
+        <w:rPr>
+          <w:rFonts w:ascii="Consolas" w:hAnsi="Consolas"/>
+          <w:b w:val="0"/>
+          <w:sz w:val="20"/>
+        </w:rPr>
+        <w:t>Headers: Content-Type: application/json</w:t>
+      </w:r>
+    </w:p>
+    <w:p>
+      <w:r>
+        <w:rPr>
+          <w:rFonts w:ascii="Consolas" w:hAnsi="Consolas"/>
+          <w:b w:val="0"/>
+          <w:sz w:val="20"/>
+        </w:rPr>
+        <w:t>Body (JSON):</w:t>
+      </w:r>
+    </w:p>
+    <w:p>
+      <w:r>
+        <w:rPr>
+          <w:rFonts w:ascii="Consolas" w:hAnsi="Consolas"/>
+          <w:b w:val="0"/>
+          <w:sz w:val="20"/>
+        </w:rPr>
+        <w:t>{</w:t>
+      </w:r>
+    </w:p>
+    <w:p>
+      <w:r>
+        <w:rPr>
+          <w:rFonts w:ascii="Consolas" w:hAnsi="Consolas"/>
+          <w:b w:val="0"/>
+          <w:sz w:val="20"/>
+        </w:rPr>
+        <w:t xml:space="preserve">  "email": "ali@example.com",</w:t>
+      </w:r>
+    </w:p>
+    <w:p>
+      <w:r>
+        <w:rPr>
+          <w:rFonts w:ascii="Consolas" w:hAnsi="Consolas"/>
+          <w:b w:val="0"/>
+          <w:sz w:val="20"/>
+        </w:rPr>
+        <w:t xml:space="preserve">  "resetToken": "&lt;from verify-otp&gt;",</w:t>
+      </w:r>
+    </w:p>
+    <w:p>
+      <w:r>
+        <w:rPr>
+          <w:rFonts w:ascii="Consolas" w:hAnsi="Consolas"/>
+          <w:b w:val="0"/>
+          <w:sz w:val="20"/>
+        </w:rPr>
+        <w:t xml:space="preserve">  "password": "newsecret123"</w:t>
+      </w:r>
+    </w:p>
+    <w:p>
+      <w:r>
+        <w:rPr>
+          <w:rFonts w:ascii="Consolas" w:hAnsi="Consolas"/>
+          <w:b w:val="0"/>
+          <w:sz w:val="20"/>
+        </w:rPr>
+        <w:t>}</w:t>
+      </w:r>
+    </w:p>
+    <w:p>
+      <w:r>
+        <w:rPr>
+          <w:rFonts w:ascii="Consolas" w:hAnsi="Consolas"/>
+          <w:b w:val="0"/>
+          <w:sz w:val="20"/>
+        </w:rPr>
+        <w:t>Note: Alias: "newPassword" for password. Google-only accounts cannot reset password.</w:t>
+      </w:r>
+    </w:p>
+    <w:p/>
+    <w:p>
+      <w:r>
+        <w:rPr>
+          <w:rFonts w:ascii="Consolas" w:hAnsi="Consolas"/>
+          <w:b/>
+          <w:sz w:val="20"/>
+        </w:rPr>
         <w:t>GET /api/auth/me</w:t>
       </w:r>
     </w:p>
@@ -1058,7 +1621,7 @@
           <w:b w:val="0"/>
           <w:sz w:val="20"/>
         </w:rPr>
-        <w:t>Note: OAuth callback. Redirects to frontend /login?token=...</w:t>
+        <w:t>Note: OAuth callback. Redirects to frontend /login?token=...&amp;refreshToken=...</w:t>
       </w:r>
     </w:p>
     <w:p/>
@@ -1149,7 +1712,7 @@
           <w:b w:val="0"/>
           <w:sz w:val="20"/>
         </w:rPr>
-        <w:t>Note: Accepts "credential" alias for idToken. Returns { token, user }.</w:t>
+        <w:t>Note: Accepts "credential" alias for idToken. Returns { accessToken, refreshToken, token, user }.</w:t>
       </w:r>
     </w:p>
     <w:p/>
@@ -6640,6 +7203,26 @@
           <w:b w:val="0"/>
           <w:sz w:val="20"/>
         </w:rPr>
+        <w:t xml:space="preserve">  "accessToken": "eyJhbGciOi...",</w:t>
+      </w:r>
+    </w:p>
+    <w:p>
+      <w:r>
+        <w:rPr>
+          <w:rFonts w:ascii="Consolas" w:hAnsi="Consolas"/>
+          <w:b w:val="0"/>
+          <w:sz w:val="20"/>
+        </w:rPr>
+        <w:t xml:space="preserve">  "refreshToken": "a1b2c3d4...",</w:t>
+      </w:r>
+    </w:p>
+    <w:p>
+      <w:r>
+        <w:rPr>
+          <w:rFonts w:ascii="Consolas" w:hAnsi="Consolas"/>
+          <w:b w:val="0"/>
+          <w:sz w:val="20"/>
+        </w:rPr>
         <w:t xml:space="preserve">  "token": "eyJhbGciOi...",</w:t>
       </w:r>
     </w:p>
@@ -6650,6 +7233,26 @@
           <w:b w:val="0"/>
           <w:sz w:val="20"/>
         </w:rPr>
+        <w:t xml:space="preserve">  "expiresIn": "24h",</w:t>
+      </w:r>
+    </w:p>
+    <w:p>
+      <w:r>
+        <w:rPr>
+          <w:rFonts w:ascii="Consolas" w:hAnsi="Consolas"/>
+          <w:b w:val="0"/>
+          <w:sz w:val="20"/>
+        </w:rPr>
+        <w:t xml:space="preserve">  "refreshExpiresAt": "2026-08-28T...",</w:t>
+      </w:r>
+    </w:p>
+    <w:p>
+      <w:r>
+        <w:rPr>
+          <w:rFonts w:ascii="Consolas" w:hAnsi="Consolas"/>
+          <w:b w:val="0"/>
+          <w:sz w:val="20"/>
+        </w:rPr>
         <w:t xml:space="preserve">  "user": {</w:t>
       </w:r>
     </w:p>
@@ -6721,6 +7324,164 @@
           <w:sz w:val="20"/>
         </w:rPr>
         <w:t xml:space="preserve">  }</w:t>
+      </w:r>
+    </w:p>
+    <w:p>
+      <w:r>
+        <w:rPr>
+          <w:rFonts w:ascii="Consolas" w:hAnsi="Consolas"/>
+          <w:b w:val="0"/>
+          <w:sz w:val="20"/>
+        </w:rPr>
+        <w:t>}</w:t>
+      </w:r>
+    </w:p>
+    <w:p>
+      <w:r>
+        <w:rPr>
+          <w:rFonts w:ascii="Consolas" w:hAnsi="Consolas"/>
+          <w:b w:val="0"/>
+          <w:sz w:val="20"/>
+        </w:rPr>
+      </w:r>
+    </w:p>
+    <w:p>
+      <w:r>
+        <w:rPr>
+          <w:rFonts w:ascii="Consolas" w:hAnsi="Consolas"/>
+          <w:b w:val="0"/>
+          <w:sz w:val="20"/>
+        </w:rPr>
+        <w:t>Example refresh success:</w:t>
+      </w:r>
+    </w:p>
+    <w:p>
+      <w:r>
+        <w:rPr>
+          <w:rFonts w:ascii="Consolas" w:hAnsi="Consolas"/>
+          <w:b w:val="0"/>
+          <w:sz w:val="20"/>
+        </w:rPr>
+        <w:t>{</w:t>
+      </w:r>
+    </w:p>
+    <w:p>
+      <w:r>
+        <w:rPr>
+          <w:rFonts w:ascii="Consolas" w:hAnsi="Consolas"/>
+          <w:b w:val="0"/>
+          <w:sz w:val="20"/>
+        </w:rPr>
+        <w:t xml:space="preserve">  "accessToken": "eyJnew...",</w:t>
+      </w:r>
+    </w:p>
+    <w:p>
+      <w:r>
+        <w:rPr>
+          <w:rFonts w:ascii="Consolas" w:hAnsi="Consolas"/>
+          <w:b w:val="0"/>
+          <w:sz w:val="20"/>
+        </w:rPr>
+        <w:t xml:space="preserve">  "refreshToken": "newopaque...",</w:t>
+      </w:r>
+    </w:p>
+    <w:p>
+      <w:r>
+        <w:rPr>
+          <w:rFonts w:ascii="Consolas" w:hAnsi="Consolas"/>
+          <w:b w:val="0"/>
+          <w:sz w:val="20"/>
+        </w:rPr>
+        <w:t xml:space="preserve">  "token": "eyJnew...",</w:t>
+      </w:r>
+    </w:p>
+    <w:p>
+      <w:r>
+        <w:rPr>
+          <w:rFonts w:ascii="Consolas" w:hAnsi="Consolas"/>
+          <w:b w:val="0"/>
+          <w:sz w:val="20"/>
+        </w:rPr>
+        <w:t xml:space="preserve">  "user": { ... }</w:t>
+      </w:r>
+    </w:p>
+    <w:p>
+      <w:r>
+        <w:rPr>
+          <w:rFonts w:ascii="Consolas" w:hAnsi="Consolas"/>
+          <w:b w:val="0"/>
+          <w:sz w:val="20"/>
+        </w:rPr>
+        <w:t>}</w:t>
+      </w:r>
+    </w:p>
+    <w:p>
+      <w:r>
+        <w:rPr>
+          <w:rFonts w:ascii="Consolas" w:hAnsi="Consolas"/>
+          <w:b w:val="0"/>
+          <w:sz w:val="20"/>
+        </w:rPr>
+      </w:r>
+    </w:p>
+    <w:p>
+      <w:r>
+        <w:rPr>
+          <w:rFonts w:ascii="Consolas" w:hAnsi="Consolas"/>
+          <w:b w:val="0"/>
+          <w:sz w:val="20"/>
+        </w:rPr>
+        <w:t>Example forgot-password verify success:</w:t>
+      </w:r>
+    </w:p>
+    <w:p>
+      <w:r>
+        <w:rPr>
+          <w:rFonts w:ascii="Consolas" w:hAnsi="Consolas"/>
+          <w:b w:val="0"/>
+          <w:sz w:val="20"/>
+        </w:rPr>
+        <w:t>{</w:t>
+      </w:r>
+    </w:p>
+    <w:p>
+      <w:r>
+        <w:rPr>
+          <w:rFonts w:ascii="Consolas" w:hAnsi="Consolas"/>
+          <w:b w:val="0"/>
+          <w:sz w:val="20"/>
+        </w:rPr>
+        <w:t xml:space="preserve">  "ok": true,</w:t>
+      </w:r>
+    </w:p>
+    <w:p>
+      <w:r>
+        <w:rPr>
+          <w:rFonts w:ascii="Consolas" w:hAnsi="Consolas"/>
+          <w:b w:val="0"/>
+          <w:sz w:val="20"/>
+        </w:rPr>
+        <w:t xml:space="preserve">  "email": "ali@example.com",</w:t>
+      </w:r>
+    </w:p>
+    <w:p>
+      <w:r>
+        <w:rPr>
+          <w:rFonts w:ascii="Consolas" w:hAnsi="Consolas"/>
+          <w:b w:val="0"/>
+          <w:sz w:val="20"/>
+        </w:rPr>
+        <w:t xml:space="preserve">  "resetToken": "f8e9d7...",</w:t>
+      </w:r>
+    </w:p>
+    <w:p>
+      <w:r>
+        <w:rPr>
+          <w:rFonts w:ascii="Consolas" w:hAnsi="Consolas"/>
+          <w:b w:val="0"/>
+          <w:sz w:val="20"/>
+        </w:rPr>
+        <w:t xml:space="preserve">  "message": "Reset code verified. You can now set a new password."</w:t>
       </w:r>
     </w:p>
     <w:p>
